--- a/Michael_Chuang_CV_Brand_Design_Lead.docx
+++ b/Michael_Chuang_CV_Brand_Design_Lead.docx
@@ -384,7 +384,15 @@
         <w:pStyle w:val="ListBullet"/>
       </w:pPr>
       <w:r>
-        <w:t>Supervised and mentored a team of designers and developers supporting Digital Marketing, Originals Marketing, PR, and International teams across campaigns, web, and email.</w:t>
+        <w:t>Managed and mentored a team of 6 designers and developers, including annual performance reviews that directly shaped each person's annual bonus.</w:t>
+      </w:r>
+    </w:p>
+    <w:p>
+      <w:pPr>
+        <w:pStyle w:val="ListBullet"/>
+      </w:pPr>
+      <w:r>
+        <w:t>Led the team's campaign, web, and email work for Digital Marketing, Originals Marketing, PR, and International teams.</w:t>
       </w:r>
     </w:p>
     <w:p>

--- a/Michael_Chuang_CV_Brand_Design_Lead.docx
+++ b/Michael_Chuang_CV_Brand_Design_Lead.docx
@@ -392,6 +392,14 @@
         <w:pStyle w:val="ListBullet"/>
       </w:pPr>
       <w:r>
+        <w:t>Played a key role in hiring and selecting candidates for positions on the STARZ Interactive team.</w:t>
+      </w:r>
+    </w:p>
+    <w:p>
+      <w:pPr>
+        <w:pStyle w:val="ListBullet"/>
+      </w:pPr>
+      <w:r>
         <w:t>Led the team's campaign, web, and email work for Digital Marketing, Originals Marketing, PR, and International teams.</w:t>
       </w:r>
     </w:p>
